--- a/deliverables/docx/06-Plagiarism-Compliance.docx
+++ b/deliverables/docx/06-Plagiarism-Compliance.docx
@@ -291,7 +291,33 @@
         <w:pStyle w:val="BodyText"/>
       </w:pPr>
       <w:r>
-        <w:t xml:space="preserve">Signature: ______________________</w:t>
+        <w:t xml:space="preserve">Signature:</w:t>
+      </w:r>
+      <w:r>
+        <w:t xml:space="preserve"> </w:t>
+      </w:r>
+      <w:r>
+        <w:rPr>
+          <w:b/>
+          <w:bCs/>
+        </w:rPr>
+        <w:t xml:space="preserve">Swapnil Saurav</w:t>
+      </w:r>
+      <w:r>
+        <w:t xml:space="preserve"> </w:t>
+      </w:r>
+      <w:r>
+        <w:t xml:space="preserve">Date:</w:t>
+      </w:r>
+      <w:r>
+        <w:t xml:space="preserve"> </w:t>
+      </w:r>
+      <w:r>
+        <w:rPr>
+          <w:b/>
+          <w:bCs/>
+        </w:rPr>
+        <w:t xml:space="preserve">25 August 2026</w:t>
       </w:r>
     </w:p>
     <w:bookmarkEnd w:id="34"/>

--- a/deliverables/docx/06-Plagiarism-Compliance.docx
+++ b/deliverables/docx/06-Plagiarism-Compliance.docx
@@ -2,7 +2,7 @@
 <file path=word/document.xml><?xml version="1.0" encoding="utf-8"?>
 <w:document xmlns:w="http://schemas.openxmlformats.org/wordprocessingml/2006/main" xmlns:m="http://schemas.openxmlformats.org/officeDocument/2006/math" xmlns:r="http://schemas.openxmlformats.org/officeDocument/2006/relationships" xmlns:o="urn:schemas-microsoft-com:office:office" xmlns:v="urn:schemas-microsoft-com:vml" xmlns:w10="urn:schemas-microsoft-com:office:word" xmlns:a="http://schemas.openxmlformats.org/drawingml/2006/main" xmlns:pic="http://schemas.openxmlformats.org/drawingml/2006/picture" xmlns:wp="http://schemas.openxmlformats.org/drawingml/2006/wordprocessingDrawing">
   <w:body>
-    <w:bookmarkStart w:id="44" w:name="Xdba02acad29499da4ee153796bbe3041d5ba941"/>
+    <w:bookmarkStart w:id="43" w:name="Xdba02acad29499da4ee153796bbe3041d5ba941"/>
     <w:p>
       <w:pPr>
         <w:pStyle w:val="Heading1"/>
@@ -2390,263 +2390,7 @@
       </w:r>
     </w:p>
     <w:bookmarkEnd w:id="42"/>
-    <w:bookmarkStart w:id="43" w:name="pre-submission-checklist"/>
-    <w:p>
-      <w:pPr>
-        <w:pStyle w:val="Heading2"/>
-      </w:pPr>
-      <w:r>
-        <w:t xml:space="preserve">6. Pre-submission checklist</w:t>
-      </w:r>
-    </w:p>
-    <w:p>
-      <w:pPr>
-        <w:pStyle w:val="FirstParagraph"/>
-      </w:pPr>
-      <w:r>
-        <w:t xml:space="preserve">Before the code archive is uploaded:</w:t>
-      </w:r>
-    </w:p>
-    <w:p>
-      <w:pPr>
-        <w:pStyle w:val="Compact"/>
-        <w:numPr>
-          <w:ilvl w:val="0"/>
-          <w:numId w:val="1003"/>
-        </w:numPr>
-      </w:pPr>
-      <w:r>
-        <w:t xml:space="preserve">Delete</w:t>
-      </w:r>
-      <w:r>
-        <w:t xml:space="preserve"> </w:t>
-      </w:r>
-      <w:r>
-        <w:rPr>
-          <w:rStyle w:val="VerbatimChar"/>
-        </w:rPr>
-        <w:t xml:space="preserve">TalkToJesus-backend/.env.bak.*</w:t>
-      </w:r>
-      <w:r>
-        <w:t xml:space="preserve"> </w:t>
-      </w:r>
-      <w:r>
-        <w:t xml:space="preserve">— three environment backup files that are</w:t>
-      </w:r>
-      <w:r>
-        <w:t xml:space="preserve"> </w:t>
-      </w:r>
-      <w:r>
-        <w:rPr>
-          <w:b/>
-          <w:bCs/>
-        </w:rPr>
-        <w:t xml:space="preserve">not</w:t>
-      </w:r>
-      <w:r>
-        <w:t xml:space="preserve"> </w:t>
-      </w:r>
-      <w:r>
-        <w:t xml:space="preserve">covered by the</w:t>
-      </w:r>
-      <w:r>
-        <w:t xml:space="preserve"> </w:t>
-      </w:r>
-      <w:r>
-        <w:rPr>
-          <w:rStyle w:val="VerbatimChar"/>
-        </w:rPr>
-        <w:t xml:space="preserve">.gitignore</w:t>
-      </w:r>
-      <w:r>
-        <w:t xml:space="preserve"> </w:t>
-      </w:r>
-      <w:r>
-        <w:t xml:space="preserve">patterns</w:t>
-      </w:r>
-    </w:p>
-    <w:p>
-      <w:pPr>
-        <w:pStyle w:val="Compact"/>
-        <w:numPr>
-          <w:ilvl w:val="0"/>
-          <w:numId w:val="1004"/>
-        </w:numPr>
-      </w:pPr>
-      <w:r>
-        <w:t xml:space="preserve">Confirm</w:t>
-      </w:r>
-      <w:r>
-        <w:t xml:space="preserve"> </w:t>
-      </w:r>
-      <w:r>
-        <w:rPr>
-          <w:rStyle w:val="VerbatimChar"/>
-        </w:rPr>
-        <w:t xml:space="preserve">TalkToJesus-backend/.env</w:t>
-      </w:r>
-      <w:r>
-        <w:t xml:space="preserve"> </w:t>
-      </w:r>
-      <w:r>
-        <w:t xml:space="preserve">is excluded from the archive</w:t>
-      </w:r>
-    </w:p>
-    <w:p>
-      <w:pPr>
-        <w:pStyle w:val="Compact"/>
-        <w:numPr>
-          <w:ilvl w:val="0"/>
-          <w:numId w:val="1005"/>
-        </w:numPr>
-      </w:pPr>
-      <w:r>
-        <w:t xml:space="preserve">Remove the long-lived test token from</w:t>
-      </w:r>
-      <w:r>
-        <w:t xml:space="preserve"> </w:t>
-      </w:r>
-      <w:r>
-        <w:rPr>
-          <w:rStyle w:val="VerbatimChar"/>
-        </w:rPr>
-        <w:t xml:space="preserve">talktojesus-frontend/lib/core/constants/tester_constants.dart</w:t>
-      </w:r>
-      <w:r>
-        <w:t xml:space="preserve"> </w:t>
-      </w:r>
-      <w:r>
-        <w:t xml:space="preserve">and rotate it</w:t>
-      </w:r>
-    </w:p>
-    <w:p>
-      <w:pPr>
-        <w:pStyle w:val="Compact"/>
-        <w:numPr>
-          <w:ilvl w:val="0"/>
-          <w:numId w:val="1006"/>
-        </w:numPr>
-      </w:pPr>
-      <w:r>
-        <w:t xml:space="preserve">Rotate the PostHog key and Sentry DSN, which are committed in</w:t>
-      </w:r>
-      <w:r>
-        <w:t xml:space="preserve"> </w:t>
-      </w:r>
-      <w:r>
-        <w:rPr>
-          <w:rStyle w:val="VerbatimChar"/>
-        </w:rPr>
-        <w:t xml:space="preserve">lib/main.dart</w:t>
-      </w:r>
-      <w:r>
-        <w:t xml:space="preserve">,</w:t>
-      </w:r>
-      <w:r>
-        <w:t xml:space="preserve"> </w:t>
-      </w:r>
-      <w:r>
-        <w:rPr>
-          <w:rStyle w:val="VerbatimChar"/>
-        </w:rPr>
-        <w:t xml:space="preserve">environment_config.dart</w:t>
-      </w:r>
-      <w:r>
-        <w:t xml:space="preserve">,</w:t>
-      </w:r>
-      <w:r>
-        <w:t xml:space="preserve"> </w:t>
-      </w:r>
-      <w:r>
-        <w:rPr>
-          <w:rStyle w:val="VerbatimChar"/>
-        </w:rPr>
-        <w:t xml:space="preserve">AndroidManifest.xml</w:t>
-      </w:r>
-      <w:r>
-        <w:t xml:space="preserve"> </w:t>
-      </w:r>
-      <w:r>
-        <w:t xml:space="preserve">and</w:t>
-      </w:r>
-      <w:r>
-        <w:t xml:space="preserve"> </w:t>
-      </w:r>
-      <w:r>
-        <w:rPr>
-          <w:rStyle w:val="VerbatimChar"/>
-        </w:rPr>
-        <w:t xml:space="preserve">Info.plist</w:t>
-      </w:r>
-    </w:p>
-    <w:p>
-      <w:pPr>
-        <w:pStyle w:val="Compact"/>
-        <w:numPr>
-          <w:ilvl w:val="0"/>
-          <w:numId w:val="1007"/>
-        </w:numPr>
-      </w:pPr>
-      <w:r>
-        <w:t xml:space="preserve">Remove</w:t>
-      </w:r>
-      <w:r>
-        <w:t xml:space="preserve"> </w:t>
-      </w:r>
-      <w:r>
-        <w:rPr>
-          <w:rStyle w:val="VerbatimChar"/>
-        </w:rPr>
-        <w:t xml:space="preserve">talktojesus-frontend/.env.dev</w:t>
-      </w:r>
-      <w:r>
-        <w:t xml:space="preserve"> </w:t>
-      </w:r>
-      <w:r>
-        <w:t xml:space="preserve">and</w:t>
-      </w:r>
-      <w:r>
-        <w:t xml:space="preserve"> </w:t>
-      </w:r>
-      <w:r>
-        <w:rPr>
-          <w:rStyle w:val="VerbatimChar"/>
-        </w:rPr>
-        <w:t xml:space="preserve">.env.prod</w:t>
-      </w:r>
-      <w:r>
-        <w:t xml:space="preserve"> </w:t>
-      </w:r>
-      <w:r>
-        <w:t xml:space="preserve">from source control</w:t>
-      </w:r>
-    </w:p>
-    <w:p>
-      <w:pPr>
-        <w:pStyle w:val="Compact"/>
-        <w:numPr>
-          <w:ilvl w:val="0"/>
-          <w:numId w:val="1008"/>
-        </w:numPr>
-      </w:pPr>
-      <w:r>
-        <w:t xml:space="preserve">Run the institutional similarity check and complete Section 2 above</w:t>
-      </w:r>
-    </w:p>
-    <w:p>
-      <w:pPr>
-        <w:pStyle w:val="Compact"/>
-        <w:numPr>
-          <w:ilvl w:val="0"/>
-          <w:numId w:val="1009"/>
-        </w:numPr>
-      </w:pPr>
-      <w:r>
-        <w:t xml:space="preserve">Obtain the supervisor’s signature on the report and on this declaration</w:t>
-      </w:r>
-    </w:p>
     <w:bookmarkEnd w:id="43"/>
-    <w:bookmarkEnd w:id="44"/>
     <w:sectPr>
       <w:footerReference r:id="rId25" w:type="default"/>
       <w:footnotePr>
@@ -3243,82 +2987,6 @@
       </w:pPr>
     </w:lvl>
   </w:abstractNum>
-  <w:abstractNum w:abstractNumId="992">
-    <w:nsid w:val="0000A992"/>
-    <w:multiLevelType w:val="multilevel"/>
-    <w:lvl w:ilvl="0">
-      <w:numFmt w:val="bullet"/>
-      <w:lvlText w:val="☐"/>
-      <w:lvlJc w:val="left"/>
-      <w:pPr>
-        <w:ind w:left="720" w:hanging="360"/>
-      </w:pPr>
-    </w:lvl>
-    <w:lvl w:ilvl="1">
-      <w:numFmt w:val="bullet"/>
-      <w:lvlText w:val="☐"/>
-      <w:lvlJc w:val="left"/>
-      <w:pPr>
-        <w:ind w:left="1440" w:hanging="360"/>
-      </w:pPr>
-    </w:lvl>
-    <w:lvl w:ilvl="2">
-      <w:numFmt w:val="bullet"/>
-      <w:lvlText w:val="☐"/>
-      <w:lvlJc w:val="left"/>
-      <w:pPr>
-        <w:ind w:left="2160" w:hanging="360"/>
-      </w:pPr>
-    </w:lvl>
-    <w:lvl w:ilvl="3">
-      <w:numFmt w:val="bullet"/>
-      <w:lvlText w:val="☐"/>
-      <w:lvlJc w:val="left"/>
-      <w:pPr>
-        <w:ind w:left="2880" w:hanging="360"/>
-      </w:pPr>
-    </w:lvl>
-    <w:lvl w:ilvl="4">
-      <w:numFmt w:val="bullet"/>
-      <w:lvlText w:val="☐"/>
-      <w:lvlJc w:val="left"/>
-      <w:pPr>
-        <w:ind w:left="3600" w:hanging="360"/>
-      </w:pPr>
-    </w:lvl>
-    <w:lvl w:ilvl="5">
-      <w:numFmt w:val="bullet"/>
-      <w:lvlText w:val="☐"/>
-      <w:lvlJc w:val="left"/>
-      <w:pPr>
-        <w:ind w:left="4320" w:hanging="360"/>
-      </w:pPr>
-    </w:lvl>
-    <w:lvl w:ilvl="6">
-      <w:numFmt w:val="bullet"/>
-      <w:lvlText w:val="☐"/>
-      <w:lvlJc w:val="left"/>
-      <w:pPr>
-        <w:ind w:left="5040" w:hanging="360"/>
-      </w:pPr>
-    </w:lvl>
-    <w:lvl w:ilvl="7">
-      <w:numFmt w:val="bullet"/>
-      <w:lvlText w:val="☐"/>
-      <w:lvlJc w:val="left"/>
-      <w:pPr>
-        <w:ind w:left="5760" w:hanging="360"/>
-      </w:pPr>
-    </w:lvl>
-    <w:lvl w:ilvl="8">
-      <w:numFmt w:val="bullet"/>
-      <w:lvlText w:val="☐"/>
-      <w:lvlJc w:val="left"/>
-      <w:pPr>
-        <w:ind w:left="6480" w:hanging="360"/>
-      </w:pPr>
-    </w:lvl>
-  </w:abstractNum>
   <w:num w:numId="1">
     <w:abstractNumId w:val="0"/>
   </w:num>
@@ -3606,27 +3274,6 @@
     <w:lvlOverride w:ilvl="8">
       <w:startOverride w:val="1"/>
     </w:lvlOverride>
-  </w:num>
-  <w:num w:numId="1003">
-    <w:abstractNumId w:val="992"/>
-  </w:num>
-  <w:num w:numId="1004">
-    <w:abstractNumId w:val="992"/>
-  </w:num>
-  <w:num w:numId="1005">
-    <w:abstractNumId w:val="992"/>
-  </w:num>
-  <w:num w:numId="1006">
-    <w:abstractNumId w:val="992"/>
-  </w:num>
-  <w:num w:numId="1007">
-    <w:abstractNumId w:val="992"/>
-  </w:num>
-  <w:num w:numId="1008">
-    <w:abstractNumId w:val="992"/>
-  </w:num>
-  <w:num w:numId="1009">
-    <w:abstractNumId w:val="992"/>
   </w:num>
 </w:numbering>
 </file>
